--- a/L3_Como_utilizar_una_practica_breve_de_recuperacion.docx
+++ b/L3_Como_utilizar_una_practica_breve_de_recuperacion.docx
@@ -61,7 +61,7 @@
           <w:color w:val="646464"/>
           <w:sz w:val="20"/>
         </w:rPr>
-        <w:t>1449</w:t>
+        <w:t>1446</w:t>
       </w:r>
       <w:r>
         <w:rPr>
@@ -76,7 +76,7 @@
           <w:color w:val="646464"/>
           <w:sz w:val="20"/>
         </w:rPr>
-        <w:t>07-09-2026</w:t>
+        <w:t>08-09-2026</w:t>
       </w:r>
     </w:p>
     <w:p>
@@ -369,7 +369,7 @@
           <w:color w:val="282828"/>
           <w:sz w:val="24"/>
         </w:rPr>
-        <w:t>Mañana vamos a cerrar este reto con algo que lo ata todo. Vamos a tomar tu línea base, tus variables y esta práctica, y los vamos a convertir en un sistema personal. Algo que puedas usar más allá de estos cinco días. Algo que sea tuyo y que se ajuste a tu vida real, no a la vida ideal que aparece en los libros. Pero para llegar ahí necesito que hoy hagas el micro-reset al menos tres veces. Que lo pruebes, que lo sientas, que veas qué pasa cuando lo haces. Esa experiencia es la materia prima de lo que viene mañana.</w:t>
+        <w:t>Mañana, en la última lección, vamos a tomar tu línea base, tus variables y esta práctica, y los vamos a convertir en un sistema personal. Algo que puedas usar durante el quinto día del reto y mucho más allá. Algo que sea tuyo y que se ajuste a tu vida real, no a la vida ideal que aparece en los libros. Pero para llegar ahí necesito que hoy hagas el micro-reset al menos tres veces. Que lo pruebes, que lo sientas, que veas qué pasa cuando lo haces. Esa experiencia es la materia prima de lo que viene mañana.</w:t>
       </w:r>
     </w:p>
     <w:p>
